--- a/rapports/2026-06-06/EQ23/EQ23_sup_v2/DR_122101000006/69-67-61-14.docx
+++ b/rapports/2026-06-06/EQ23/EQ23_sup_v2/DR_122101000006/69-67-61-14.docx
@@ -297,7 +297,7 @@
           <w:color w:val="1F6FEB"/>
           <w:sz w:val="22"/>
         </w:rPr>
-        <w:t>⚠ INCOHÉRENCES À CORRIGER (54)</w:t>
+        <w:t>⚠ INCOHÉRENCES À CORRIGER (53)</w:t>
       </w:r>
     </w:p>
     <w:tbl>
@@ -3636,96 +3636,6 @@
                 <w:sz w:val="17"/>
               </w:rPr>
               <w:t>L'entreprise transport de bagage existe dit n'avoir pas fait la revente de marchandises achetées et revendues en état, aussi le montant obtenus sur la vente de produits transformés par l'entreprise  n'a reçu aucune somme sur les reventes (s10q46=0 &amp; s10q48=0 &amp; s10q50=0); alors s'agit-il de quelle entreprise ?  transport de bagage fonctionne mais vous avez pris 0 dans les questions 10.46 10.47 10.48 10.49 10.50, prière d'estimer afin de renseigner les questions qui concernent l'entreprise.</w:t>
-            </w:r>
-          </w:p>
-        </w:tc>
-      </w:tr>
-      <w:tr>
-        <w:tc>
-          <w:tcPr>
-            <w:tcW w:type="dxa" w:w="964"/>
-          </w:tcPr>
-          <w:p>
-            <w:r>
-              <w:rPr>
-                <w:b/>
-                <w:i w:val="0"/>
-                <w:color w:val="EA580C"/>
-                <w:sz w:val="16"/>
-              </w:rPr>
-              <w:t>Moyenne</w:t>
-            </w:r>
-          </w:p>
-        </w:tc>
-        <w:tc>
-          <w:tcPr>
-            <w:tcW w:type="dxa" w:w="1247"/>
-          </w:tcPr>
-          <w:p>
-            <w:r>
-              <w:rPr>
-                <w:b/>
-                <w:i w:val="0"/>
-                <w:sz w:val="16"/>
-              </w:rPr>
-              <w:t>S13</w:t>
-              <w:br/>
-            </w:r>
-            <w:r>
-              <w:rPr>
-                <w:b w:val="0"/>
-                <w:i w:val="0"/>
-                <w:color w:val="64748B"/>
-                <w:sz w:val="14"/>
-              </w:rPr>
-              <w:t>Transferts</w:t>
-            </w:r>
-          </w:p>
-        </w:tc>
-        <w:tc>
-          <w:tcPr>
-            <w:tcW w:type="dxa" w:w="1531"/>
-          </w:tcPr>
-          <w:p>
-            <w:r>
-              <w:rPr>
-                <w:b/>
-                <w:i w:val="0"/>
-                <w:color w:val="16A34A"/>
-                <w:sz w:val="16"/>
-              </w:rPr>
-              <w:t>s00q07a, s00q08, s00q10, s00q13_0, s00q15_0, s00q17_0, s00q23a, s00q23b</w:t>
-            </w:r>
-          </w:p>
-        </w:tc>
-        <w:tc>
-          <w:tcPr>
-            <w:tcW w:type="dxa" w:w="1191"/>
-          </w:tcPr>
-          <w:p>
-            <w:r>
-              <w:rPr>
-                <w:b w:val="0"/>
-                <w:i w:val="0"/>
-                <w:color w:val="64748B"/>
-                <w:sz w:val="16"/>
-              </w:rPr>
-              <w:t>GT-CQ</w:t>
-            </w:r>
-          </w:p>
-        </w:tc>
-        <w:tc>
-          <w:tcPr>
-            <w:tcW w:type="dxa" w:w="4706"/>
-          </w:tcPr>
-          <w:p>
-            <w:r>
-              <w:rPr>
-                <w:b w:val="0"/>
-                <w:i w:val="0"/>
-                <w:sz w:val="17"/>
-              </w:rPr>
-              <w:t>L'enquêteur prière de fournir d'effort pour avoir le niveau d'étude et l'âge de celui qui a envoyé/donné de l'argent dans la section 13a (Transfert reçu).</w:t>
             </w:r>
           </w:p>
         </w:tc>
